--- a/backend/staging/57-2026_CaseDiary.docx
+++ b/backend/staging/57-2026_CaseDiary.docx
@@ -11,22 +11,73 @@
           <w:b/>
           <w:sz w:val="28"/>
         </w:rPr>
-        <w:t>CASE DIARY (PART-I)</w:t>
+        <w:t>CASE DIARY Part - I</w:t>
       </w:r>
     </w:p>
+    <w:p>
+      <w:r>
+        <w:rPr>
+          <w:b/>
+        </w:rPr>
+        <w:t xml:space="preserve">Police Station: </w:t>
+      </w:r>
+      <w:r>
+        <w:t xml:space="preserve">Makthal    </w:t>
+      </w:r>
+      <w:r>
+        <w:rPr>
+          <w:b/>
+        </w:rPr>
+        <w:t xml:space="preserve">Dist: </w:t>
+      </w:r>
+      <w:r>
+        <w:t>Narayanpet.</w:t>
+        <w:br/>
+      </w:r>
+      <w:r>
+        <w:rPr>
+          <w:b/>
+        </w:rPr>
+        <w:t xml:space="preserve">F.I.R. No.: </w:t>
+      </w:r>
+      <w:r>
+        <w:t xml:space="preserve">57/2026    </w:t>
+      </w:r>
+      <w:r>
+        <w:rPr>
+          <w:b/>
+        </w:rPr>
+        <w:t xml:space="preserve">CD Dt: </w:t>
+      </w:r>
+      <w:r>
+        <w:t>31.03.2026</w:t>
+        <w:br/>
+      </w:r>
+      <w:r>
+        <w:rPr>
+          <w:b/>
+        </w:rPr>
+        <w:t xml:space="preserve">Offence u/s </w:t>
+      </w:r>
+      <w:r>
+        <w:t>118(2), 115(2), 352 R/w 3(5) BNS</w:t>
+      </w:r>
+    </w:p>
+    <w:p/>
     <w:tbl>
       <w:tblPr>
         <w:tblW w:type="auto" w:w="0"/>
         <w:tblLook w:firstColumn="1" w:firstRow="1" w:lastColumn="0" w:lastRow="0" w:noHBand="0" w:noVBand="1" w:val="04A0"/>
       </w:tblPr>
       <w:tblGrid>
-        <w:gridCol w:w="4986"/>
-        <w:gridCol w:w="4986"/>
+        <w:gridCol w:w="3324"/>
+        <w:gridCol w:w="3324"/>
+        <w:gridCol w:w="3324"/>
       </w:tblGrid>
       <w:tr>
         <w:tc>
           <w:tcPr>
-            <w:tcW w:type="dxa" w:w="4986"/>
+            <w:tcW w:type="dxa" w:w="454"/>
             <w:tcBorders>
               <w:top w:val="single" w:sz="4" w:color="000000"/>
               <w:left w:val="single" w:sz="4" w:color="000000"/>
@@ -36,13 +87,16 @@
           </w:tcPr>
           <w:p>
             <w:r>
-              <w:t>Crime No.</w:t>
+              <w:rPr>
+                <w:sz w:val="20"/>
+              </w:rPr>
+              <w:t>1.</w:t>
             </w:r>
           </w:p>
         </w:tc>
         <w:tc>
           <w:tcPr>
-            <w:tcW w:type="dxa" w:w="4986"/>
+            <w:tcW w:type="dxa" w:w="2835"/>
             <w:tcBorders>
               <w:top w:val="single" w:sz="4" w:color="000000"/>
               <w:left w:val="single" w:sz="4" w:color="000000"/>
@@ -52,15 +106,16 @@
           </w:tcPr>
           <w:p>
             <w:r>
-              <w:t>57/2026</w:t>
+              <w:rPr>
+                <w:sz w:val="20"/>
+              </w:rPr>
+              <w:t>Date and time of report:</w:t>
             </w:r>
           </w:p>
         </w:tc>
-      </w:tr>
-      <w:tr>
         <w:tc>
           <w:tcPr>
-            <w:tcW w:type="dxa" w:w="4986"/>
+            <w:tcW w:type="dxa" w:w="5669"/>
             <w:tcBorders>
               <w:top w:val="single" w:sz="4" w:color="000000"/>
               <w:left w:val="single" w:sz="4" w:color="000000"/>
@@ -70,13 +125,18 @@
           </w:tcPr>
           <w:p>
             <w:r>
-              <w:t>Police Station</w:t>
+              <w:rPr>
+                <w:sz w:val="20"/>
+              </w:rPr>
+              <w:t>22.02.2026 at 16:00 hrs</w:t>
             </w:r>
           </w:p>
         </w:tc>
+      </w:tr>
+      <w:tr>
         <w:tc>
           <w:tcPr>
-            <w:tcW w:type="dxa" w:w="4986"/>
+            <w:tcW w:type="dxa" w:w="454"/>
             <w:tcBorders>
               <w:top w:val="single" w:sz="4" w:color="000000"/>
               <w:left w:val="single" w:sz="4" w:color="000000"/>
@@ -86,15 +146,16 @@
           </w:tcPr>
           <w:p>
             <w:r>
-              <w:t>Makthal</w:t>
+              <w:rPr>
+                <w:sz w:val="20"/>
+              </w:rPr>
+              <w:t>2.</w:t>
             </w:r>
           </w:p>
         </w:tc>
-      </w:tr>
-      <w:tr>
         <w:tc>
           <w:tcPr>
-            <w:tcW w:type="dxa" w:w="4986"/>
+            <w:tcW w:type="dxa" w:w="2835"/>
             <w:tcBorders>
               <w:top w:val="single" w:sz="4" w:color="000000"/>
               <w:left w:val="single" w:sz="4" w:color="000000"/>
@@ -104,13 +165,16 @@
           </w:tcPr>
           <w:p>
             <w:r>
-              <w:t>District</w:t>
+              <w:rPr>
+                <w:sz w:val="20"/>
+              </w:rPr>
+              <w:t>Name of the Complainant/Informant:</w:t>
             </w:r>
           </w:p>
         </w:tc>
         <w:tc>
           <w:tcPr>
-            <w:tcW w:type="dxa" w:w="4986"/>
+            <w:tcW w:type="dxa" w:w="5669"/>
             <w:tcBorders>
               <w:top w:val="single" w:sz="4" w:color="000000"/>
               <w:left w:val="single" w:sz="4" w:color="000000"/>
@@ -120,7 +184,10 @@
           </w:tcPr>
           <w:p>
             <w:r>
-              <w:t>Narayanpet</w:t>
+              <w:rPr>
+                <w:sz w:val="20"/>
+              </w:rPr>
+              <w:t>Sri. Chandapuram Manikanta S/o Chandrashekar, Age: 22 years, Caste: Mudiraj, Occ: Business (Glass Frame work), R/o Nethajinagar, Makthal town, Narayanpet, Ph.9441016205</w:t>
             </w:r>
           </w:p>
         </w:tc>
@@ -128,7 +195,7 @@
       <w:tr>
         <w:tc>
           <w:tcPr>
-            <w:tcW w:type="dxa" w:w="4986"/>
+            <w:tcW w:type="dxa" w:w="454"/>
             <w:tcBorders>
               <w:top w:val="single" w:sz="4" w:color="000000"/>
               <w:left w:val="single" w:sz="4" w:color="000000"/>
@@ -138,13 +205,16 @@
           </w:tcPr>
           <w:p>
             <w:r>
-              <w:t>U/S</w:t>
+              <w:rPr>
+                <w:sz w:val="20"/>
+              </w:rPr>
+              <w:t>3.</w:t>
             </w:r>
           </w:p>
         </w:tc>
         <w:tc>
           <w:tcPr>
-            <w:tcW w:type="dxa" w:w="4986"/>
+            <w:tcW w:type="dxa" w:w="2835"/>
             <w:tcBorders>
               <w:top w:val="single" w:sz="4" w:color="000000"/>
               <w:left w:val="single" w:sz="4" w:color="000000"/>
@@ -154,15 +224,16 @@
           </w:tcPr>
           <w:p>
             <w:r>
-              <w:t>118(2), 115(2), 352 R/w 3(5) BNS</w:t>
+              <w:rPr>
+                <w:sz w:val="20"/>
+              </w:rPr>
+              <w:t>Name and address of accused:</w:t>
             </w:r>
           </w:p>
         </w:tc>
-      </w:tr>
-      <w:tr>
         <w:tc>
           <w:tcPr>
-            <w:tcW w:type="dxa" w:w="4986"/>
+            <w:tcW w:type="dxa" w:w="5669"/>
             <w:tcBorders>
               <w:top w:val="single" w:sz="4" w:color="000000"/>
               <w:left w:val="single" w:sz="4" w:color="000000"/>
@@ -172,13 +243,20 @@
           </w:tcPr>
           <w:p>
             <w:r>
-              <w:t>Date of Occurrence</w:t>
+              <w:rPr>
+                <w:sz w:val="20"/>
+              </w:rPr>
+              <w:t>A1. Pujari Nandakishor S/o Pujari Subhash, R/o H.No. 2-72 Maganoor Village</w:t>
+              <w:br/>
+              <w:t>A2. H Kiran Kumar S/o H Chukkappa, R/o H No.3-75 Maganoor Village</w:t>
             </w:r>
           </w:p>
         </w:tc>
+      </w:tr>
+      <w:tr>
         <w:tc>
           <w:tcPr>
-            <w:tcW w:type="dxa" w:w="4986"/>
+            <w:tcW w:type="dxa" w:w="454"/>
             <w:tcBorders>
               <w:top w:val="single" w:sz="4" w:color="000000"/>
               <w:left w:val="single" w:sz="4" w:color="000000"/>
@@ -188,15 +266,16 @@
           </w:tcPr>
           <w:p>
             <w:r>
-              <w:t>22.02.2026</w:t>
+              <w:rPr>
+                <w:sz w:val="20"/>
+              </w:rPr>
+              <w:t>4.</w:t>
             </w:r>
           </w:p>
         </w:tc>
-      </w:tr>
-      <w:tr>
         <w:tc>
           <w:tcPr>
-            <w:tcW w:type="dxa" w:w="4986"/>
+            <w:tcW w:type="dxa" w:w="2835"/>
             <w:tcBorders>
               <w:top w:val="single" w:sz="4" w:color="000000"/>
               <w:left w:val="single" w:sz="4" w:color="000000"/>
@@ -206,13 +285,16 @@
           </w:tcPr>
           <w:p>
             <w:r>
-              <w:t>Time of Occurrence</w:t>
+              <w:rPr>
+                <w:sz w:val="20"/>
+              </w:rPr>
+              <w:t>Property Lost:</w:t>
             </w:r>
           </w:p>
         </w:tc>
         <w:tc>
           <w:tcPr>
-            <w:tcW w:type="dxa" w:w="4986"/>
+            <w:tcW w:type="dxa" w:w="5669"/>
             <w:tcBorders>
               <w:top w:val="single" w:sz="4" w:color="000000"/>
               <w:left w:val="single" w:sz="4" w:color="000000"/>
@@ -222,7 +304,10 @@
           </w:tcPr>
           <w:p>
             <w:r>
-              <w:t>16:00 hrs</w:t>
+              <w:rPr>
+                <w:sz w:val="20"/>
+              </w:rPr>
+              <w:t>---</w:t>
             </w:r>
           </w:p>
         </w:tc>
@@ -230,7 +315,7 @@
       <w:tr>
         <w:tc>
           <w:tcPr>
-            <w:tcW w:type="dxa" w:w="4986"/>
+            <w:tcW w:type="dxa" w:w="454"/>
             <w:tcBorders>
               <w:top w:val="single" w:sz="4" w:color="000000"/>
               <w:left w:val="single" w:sz="4" w:color="000000"/>
@@ -240,13 +325,16 @@
           </w:tcPr>
           <w:p>
             <w:r>
-              <w:t>Date of Report</w:t>
+              <w:rPr>
+                <w:sz w:val="20"/>
+              </w:rPr>
+              <w:t>5.</w:t>
             </w:r>
           </w:p>
         </w:tc>
         <w:tc>
           <w:tcPr>
-            <w:tcW w:type="dxa" w:w="4986"/>
+            <w:tcW w:type="dxa" w:w="2835"/>
             <w:tcBorders>
               <w:top w:val="single" w:sz="4" w:color="000000"/>
               <w:left w:val="single" w:sz="4" w:color="000000"/>
@@ -256,15 +344,16 @@
           </w:tcPr>
           <w:p>
             <w:r>
-              <w:t>22.02.2026</w:t>
+              <w:rPr>
+                <w:sz w:val="20"/>
+              </w:rPr>
+              <w:t>Property recovered:</w:t>
             </w:r>
           </w:p>
         </w:tc>
-      </w:tr>
-      <w:tr>
         <w:tc>
           <w:tcPr>
-            <w:tcW w:type="dxa" w:w="4986"/>
+            <w:tcW w:type="dxa" w:w="5669"/>
             <w:tcBorders>
               <w:top w:val="single" w:sz="4" w:color="000000"/>
               <w:left w:val="single" w:sz="4" w:color="000000"/>
@@ -274,13 +363,18 @@
           </w:tcPr>
           <w:p>
             <w:r>
-              <w:t>Investigating Officer</w:t>
+              <w:rPr>
+                <w:sz w:val="20"/>
+              </w:rPr>
+              <w:t>---</w:t>
             </w:r>
           </w:p>
         </w:tc>
+      </w:tr>
+      <w:tr>
         <w:tc>
           <w:tcPr>
-            <w:tcW w:type="dxa" w:w="4986"/>
+            <w:tcW w:type="dxa" w:w="454"/>
             <w:tcBorders>
               <w:top w:val="single" w:sz="4" w:color="000000"/>
               <w:left w:val="single" w:sz="4" w:color="000000"/>
@@ -290,7 +384,166 @@
           </w:tcPr>
           <w:p>
             <w:r>
-              <w:t>Y. Bhagya Lakshmi Reddy</w:t>
+              <w:rPr>
+                <w:sz w:val="20"/>
+              </w:rPr>
+              <w:t>6.</w:t>
+            </w:r>
+          </w:p>
+        </w:tc>
+        <w:tc>
+          <w:tcPr>
+            <w:tcW w:type="dxa" w:w="2835"/>
+            <w:tcBorders>
+              <w:top w:val="single" w:sz="4" w:color="000000"/>
+              <w:left w:val="single" w:sz="4" w:color="000000"/>
+              <w:bottom w:val="single" w:sz="4" w:color="000000"/>
+              <w:right w:val="single" w:sz="4" w:color="000000"/>
+            </w:tcBorders>
+          </w:tcPr>
+          <w:p>
+            <w:r>
+              <w:rPr>
+                <w:sz w:val="20"/>
+              </w:rPr>
+              <w:t>Date of Last Case Diary:</w:t>
+            </w:r>
+          </w:p>
+        </w:tc>
+        <w:tc>
+          <w:tcPr>
+            <w:tcW w:type="dxa" w:w="5669"/>
+            <w:tcBorders>
+              <w:top w:val="single" w:sz="4" w:color="000000"/>
+              <w:left w:val="single" w:sz="4" w:color="000000"/>
+              <w:bottom w:val="single" w:sz="4" w:color="000000"/>
+              <w:right w:val="single" w:sz="4" w:color="000000"/>
+            </w:tcBorders>
+          </w:tcPr>
+          <w:p>
+            <w:r>
+              <w:rPr>
+                <w:sz w:val="20"/>
+              </w:rPr>
+              <w:t>First CD</w:t>
+            </w:r>
+          </w:p>
+        </w:tc>
+      </w:tr>
+      <w:tr>
+        <w:tc>
+          <w:tcPr>
+            <w:tcW w:type="dxa" w:w="454"/>
+            <w:tcBorders>
+              <w:top w:val="single" w:sz="4" w:color="000000"/>
+              <w:left w:val="single" w:sz="4" w:color="000000"/>
+              <w:bottom w:val="single" w:sz="4" w:color="000000"/>
+              <w:right w:val="single" w:sz="4" w:color="000000"/>
+            </w:tcBorders>
+          </w:tcPr>
+          <w:p>
+            <w:r>
+              <w:rPr>
+                <w:sz w:val="20"/>
+              </w:rPr>
+              <w:t>7.</w:t>
+            </w:r>
+          </w:p>
+        </w:tc>
+        <w:tc>
+          <w:tcPr>
+            <w:tcW w:type="dxa" w:w="2835"/>
+            <w:tcBorders>
+              <w:top w:val="single" w:sz="4" w:color="000000"/>
+              <w:left w:val="single" w:sz="4" w:color="000000"/>
+              <w:bottom w:val="single" w:sz="4" w:color="000000"/>
+              <w:right w:val="single" w:sz="4" w:color="000000"/>
+            </w:tcBorders>
+          </w:tcPr>
+          <w:p>
+            <w:r>
+              <w:rPr>
+                <w:sz w:val="20"/>
+              </w:rPr>
+              <w:t>Name and address of deceased:</w:t>
+            </w:r>
+          </w:p>
+        </w:tc>
+        <w:tc>
+          <w:tcPr>
+            <w:tcW w:type="dxa" w:w="5669"/>
+            <w:tcBorders>
+              <w:top w:val="single" w:sz="4" w:color="000000"/>
+              <w:left w:val="single" w:sz="4" w:color="000000"/>
+              <w:bottom w:val="single" w:sz="4" w:color="000000"/>
+              <w:right w:val="single" w:sz="4" w:color="000000"/>
+            </w:tcBorders>
+          </w:tcPr>
+          <w:p>
+            <w:r>
+              <w:rPr>
+                <w:sz w:val="20"/>
+              </w:rPr>
+              <w:t>---</w:t>
+            </w:r>
+          </w:p>
+        </w:tc>
+      </w:tr>
+      <w:tr>
+        <w:tc>
+          <w:tcPr>
+            <w:tcW w:type="dxa" w:w="454"/>
+            <w:tcBorders>
+              <w:top w:val="single" w:sz="4" w:color="000000"/>
+              <w:left w:val="single" w:sz="4" w:color="000000"/>
+              <w:bottom w:val="single" w:sz="4" w:color="000000"/>
+              <w:right w:val="single" w:sz="4" w:color="000000"/>
+            </w:tcBorders>
+          </w:tcPr>
+          <w:p>
+            <w:r>
+              <w:rPr>
+                <w:sz w:val="20"/>
+              </w:rPr>
+              <w:t>8.</w:t>
+            </w:r>
+          </w:p>
+        </w:tc>
+        <w:tc>
+          <w:tcPr>
+            <w:tcW w:type="dxa" w:w="2835"/>
+            <w:tcBorders>
+              <w:top w:val="single" w:sz="4" w:color="000000"/>
+              <w:left w:val="single" w:sz="4" w:color="000000"/>
+              <w:bottom w:val="single" w:sz="4" w:color="000000"/>
+              <w:right w:val="single" w:sz="4" w:color="000000"/>
+            </w:tcBorders>
+          </w:tcPr>
+          <w:p>
+            <w:r>
+              <w:rPr>
+                <w:sz w:val="20"/>
+              </w:rPr>
+              <w:t>Name and address of witnesses examined:</w:t>
+            </w:r>
+          </w:p>
+        </w:tc>
+        <w:tc>
+          <w:tcPr>
+            <w:tcW w:type="dxa" w:w="5669"/>
+            <w:tcBorders>
+              <w:top w:val="single" w:sz="4" w:color="000000"/>
+              <w:left w:val="single" w:sz="4" w:color="000000"/>
+              <w:bottom w:val="single" w:sz="4" w:color="000000"/>
+              <w:right w:val="single" w:sz="4" w:color="000000"/>
+            </w:tcBorders>
+          </w:tcPr>
+          <w:p>
+            <w:r>
+              <w:rPr>
+                <w:sz w:val="20"/>
+              </w:rPr>
+              <w:t>LW-1. Chandapuram Manikanta, LW-2. Chandapuram Chandrasekar, LW-3. Chandapuram Vijay Kumar, LW-4. Mudadi Akshay Kumar, LW-5. Golapally Prashanth, LW-6. Myathari Venkat Narayana, LW-7. Dr. Bala Ganesh Goud, LW-8. Y. Bhagya Lakshmi Reddy</w:t>
             </w:r>
           </w:p>
         </w:tc>
@@ -303,11 +556,35 @@
           <w:b/>
         </w:rPr>
         <w:t>INVESTIGATION NARRATIVE:</w:t>
+      </w:r>
+    </w:p>
+    <w:p>
+      <w:r>
+        <w:t>On this day I resumed further investigation into this case.</w:t>
         <w:br/>
+        <w:br/>
+        <w:t>On 22.02.2026 at about 16:00 hours, the complainant was working in his shop. The accused A1 and A2 came and asked for a photo frame. After making the frame, they refused to pay and abused him. A1 attacked with a glass piece causing injury near left eye. Witnesses LW-2, LW-3, LW-4 came to intervene. The complainant was treated at Govt. Hospital by LW-7.</w:t>
+        <w:br/>
+        <w:br/>
+        <w:t>Closed the C.D. for the day.</w:t>
+        <w:br/>
+        <w:t>Further progress follows through my next CD.</w:t>
+      </w:r>
+    </w:p>
+    <w:p/>
+    <w:p/>
+    <w:p>
+      <w:pPr>
+        <w:jc w:val="right"/>
+      </w:pPr>
+      <w:r>
+        <w:t>(Y. Bhagya Lakshmi Reddy)</w:t>
+        <w:br/>
+        <w:t>SI of Police, PS Makthal</w:t>
         <w:br/>
       </w:r>
       <w:r>
-        <w:t>On 22.02.2026 at about 16:00 hours, the complainant Sri. Chandapuram Manikanta was working in his shop "Sukanya Glass Frame Works" located on CC Road, Makthal. The accused A1-Pujari Nandakishor and A2-H Kiran Kumar came to the shop and asked him to make a photo frame. After the complainant made the frame as requested, the accused refused to pay the agreed amount and offered less money. When the complainant insisted on the full payment, both accused started abusing him with filthy language. A1 picked up a glass piece from the shop and attacked the complainant, causing a bleeding injury near his left eye. LW-2 (father of complainant), LW-3 (cousin of complainant), and LW-4 (neighboring shopkeeper) came to intervene but were pushed away by the accused. The accused then dragged the complainant outside the shop and assaulted him with fists causing additional injuries. The complainant was taken to Govt. Area Hospital, Makthal where LW-7 Dr. Bala Ganesh Goud treated him and issued a wound certificate opining the injuries as simple in nature. The accused surrendered at the Police Station on 22.02.2026 and were served notice U/s 35(3) BNSS on 23.02.2026. Scene of offence panchanama was conducted in the presence of LW-5 and LW-6 as mediators.</w:t>
+        <w:t>Copy submitted to the SDPO Narayanpet, Through CI of Police Makthal f.f.i.</w:t>
       </w:r>
     </w:p>
     <w:sectPr>

--- a/backend/staging/57-2026_CaseDiary.docx
+++ b/backend/staging/57-2026_CaseDiary.docx
@@ -11,7 +11,7 @@
           <w:b/>
           <w:sz w:val="28"/>
         </w:rPr>
-        <w:t>CASE DIARY Part - I</w:t>
+        <w:t xml:space="preserve">CASE DIARY Part - I</w:t>
       </w:r>
     </w:p>
     <w:p>
@@ -31,7 +31,7 @@
         <w:t xml:space="preserve">Dist: </w:t>
       </w:r>
       <w:r>
-        <w:t>Narayanpet.</w:t>
+        <w:t xml:space="preserve">Narayanpet</w:t>
         <w:br/>
       </w:r>
       <w:r>
@@ -50,7 +50,7 @@
         <w:t xml:space="preserve">CD Dt: </w:t>
       </w:r>
       <w:r>
-        <w:t>31.03.2026</w:t>
+        <w:t xml:space="preserve">01.04.2026</w:t>
         <w:br/>
       </w:r>
       <w:r>
@@ -60,7 +60,7 @@
         <w:t xml:space="preserve">Offence u/s </w:t>
       </w:r>
       <w:r>
-        <w:t>118(2), 115(2), 352 R/w 3(5) BNS</w:t>
+        <w:t xml:space="preserve"/>
       </w:r>
     </w:p>
     <w:p/>
@@ -77,7 +77,7 @@
       <w:tr>
         <w:tc>
           <w:tcPr>
-            <w:tcW w:type="dxa" w:w="454"/>
+            <w:tcW w:type="dxa" w:w="3324"/>
             <w:tcBorders>
               <w:top w:val="single" w:sz="4" w:color="000000"/>
               <w:left w:val="single" w:sz="4" w:color="000000"/>
@@ -87,16 +87,13 @@
           </w:tcPr>
           <w:p>
             <w:r>
-              <w:rPr>
-                <w:sz w:val="20"/>
-              </w:rPr>
               <w:t>1.</w:t>
             </w:r>
           </w:p>
         </w:tc>
         <w:tc>
           <w:tcPr>
-            <w:tcW w:type="dxa" w:w="2835"/>
+            <w:tcW w:type="dxa" w:w="3324"/>
             <w:tcBorders>
               <w:top w:val="single" w:sz="4" w:color="000000"/>
               <w:left w:val="single" w:sz="4" w:color="000000"/>
@@ -106,16 +103,13 @@
           </w:tcPr>
           <w:p>
             <w:r>
-              <w:rPr>
-                <w:sz w:val="20"/>
-              </w:rPr>
               <w:t>Date and time of report:</w:t>
             </w:r>
           </w:p>
         </w:tc>
         <w:tc>
           <w:tcPr>
-            <w:tcW w:type="dxa" w:w="5669"/>
+            <w:tcW w:type="dxa" w:w="3324"/>
             <w:tcBorders>
               <w:top w:val="single" w:sz="4" w:color="000000"/>
               <w:left w:val="single" w:sz="4" w:color="000000"/>
@@ -125,10 +119,7 @@
           </w:tcPr>
           <w:p>
             <w:r>
-              <w:rPr>
-                <w:sz w:val="20"/>
-              </w:rPr>
-              <w:t>22.02.2026 at 16:00 hrs</w:t>
+              <w:t xml:space="preserve"> at </w:t>
             </w:r>
           </w:p>
         </w:tc>
@@ -136,7 +127,7 @@
       <w:tr>
         <w:tc>
           <w:tcPr>
-            <w:tcW w:type="dxa" w:w="454"/>
+            <w:tcW w:type="dxa" w:w="3324"/>
             <w:tcBorders>
               <w:top w:val="single" w:sz="4" w:color="000000"/>
               <w:left w:val="single" w:sz="4" w:color="000000"/>
@@ -146,16 +137,13 @@
           </w:tcPr>
           <w:p>
             <w:r>
-              <w:rPr>
-                <w:sz w:val="20"/>
-              </w:rPr>
               <w:t>2.</w:t>
             </w:r>
           </w:p>
         </w:tc>
         <w:tc>
           <w:tcPr>
-            <w:tcW w:type="dxa" w:w="2835"/>
+            <w:tcW w:type="dxa" w:w="3324"/>
             <w:tcBorders>
               <w:top w:val="single" w:sz="4" w:color="000000"/>
               <w:left w:val="single" w:sz="4" w:color="000000"/>
@@ -165,16 +153,13 @@
           </w:tcPr>
           <w:p>
             <w:r>
-              <w:rPr>
-                <w:sz w:val="20"/>
-              </w:rPr>
               <w:t>Name of the Complainant/Informant:</w:t>
             </w:r>
           </w:p>
         </w:tc>
         <w:tc>
           <w:tcPr>
-            <w:tcW w:type="dxa" w:w="5669"/>
+            <w:tcW w:type="dxa" w:w="3324"/>
             <w:tcBorders>
               <w:top w:val="single" w:sz="4" w:color="000000"/>
               <w:left w:val="single" w:sz="4" w:color="000000"/>
@@ -184,10 +169,7 @@
           </w:tcPr>
           <w:p>
             <w:r>
-              <w:rPr>
-                <w:sz w:val="20"/>
-              </w:rPr>
-              <w:t>Sri. Chandapuram Manikanta S/o Chandrashekar, Age: 22 years, Caste: Mudiraj, Occ: Business (Glass Frame work), R/o Nethajinagar, Makthal town, Narayanpet, Ph.9441016205</w:t>
+              <w:t xml:space="preserve">[ ]</w:t>
             </w:r>
           </w:p>
         </w:tc>
@@ -195,7 +177,7 @@
       <w:tr>
         <w:tc>
           <w:tcPr>
-            <w:tcW w:type="dxa" w:w="454"/>
+            <w:tcW w:type="dxa" w:w="3324"/>
             <w:tcBorders>
               <w:top w:val="single" w:sz="4" w:color="000000"/>
               <w:left w:val="single" w:sz="4" w:color="000000"/>
@@ -205,16 +187,13 @@
           </w:tcPr>
           <w:p>
             <w:r>
-              <w:rPr>
-                <w:sz w:val="20"/>
-              </w:rPr>
               <w:t>3.</w:t>
             </w:r>
           </w:p>
         </w:tc>
         <w:tc>
           <w:tcPr>
-            <w:tcW w:type="dxa" w:w="2835"/>
+            <w:tcW w:type="dxa" w:w="3324"/>
             <w:tcBorders>
               <w:top w:val="single" w:sz="4" w:color="000000"/>
               <w:left w:val="single" w:sz="4" w:color="000000"/>
@@ -224,16 +203,13 @@
           </w:tcPr>
           <w:p>
             <w:r>
-              <w:rPr>
-                <w:sz w:val="20"/>
-              </w:rPr>
               <w:t>Name and address of accused:</w:t>
             </w:r>
           </w:p>
         </w:tc>
         <w:tc>
           <w:tcPr>
-            <w:tcW w:type="dxa" w:w="5669"/>
+            <w:tcW w:type="dxa" w:w="3324"/>
             <w:tcBorders>
               <w:top w:val="single" w:sz="4" w:color="000000"/>
               <w:left w:val="single" w:sz="4" w:color="000000"/>
@@ -243,12 +219,7 @@
           </w:tcPr>
           <w:p>
             <w:r>
-              <w:rPr>
-                <w:sz w:val="20"/>
-              </w:rPr>
-              <w:t>A1. Pujari Nandakishor S/o Pujari Subhash, R/o H.No. 2-72 Maganoor Village</w:t>
-              <w:br/>
-              <w:t>A2. H Kiran Kumar S/o H Chukkappa, R/o H No.3-75 Maganoor Village</w:t>
+              <w:t xml:space="preserve">[ ]</w:t>
             </w:r>
           </w:p>
         </w:tc>
@@ -256,7 +227,7 @@
       <w:tr>
         <w:tc>
           <w:tcPr>
-            <w:tcW w:type="dxa" w:w="454"/>
+            <w:tcW w:type="dxa" w:w="3324"/>
             <w:tcBorders>
               <w:top w:val="single" w:sz="4" w:color="000000"/>
               <w:left w:val="single" w:sz="4" w:color="000000"/>
@@ -266,16 +237,13 @@
           </w:tcPr>
           <w:p>
             <w:r>
-              <w:rPr>
-                <w:sz w:val="20"/>
-              </w:rPr>
               <w:t>4.</w:t>
             </w:r>
           </w:p>
         </w:tc>
         <w:tc>
           <w:tcPr>
-            <w:tcW w:type="dxa" w:w="2835"/>
+            <w:tcW w:type="dxa" w:w="3324"/>
             <w:tcBorders>
               <w:top w:val="single" w:sz="4" w:color="000000"/>
               <w:left w:val="single" w:sz="4" w:color="000000"/>
@@ -285,16 +253,13 @@
           </w:tcPr>
           <w:p>
             <w:r>
-              <w:rPr>
-                <w:sz w:val="20"/>
-              </w:rPr>
               <w:t>Property Lost:</w:t>
             </w:r>
           </w:p>
         </w:tc>
         <w:tc>
           <w:tcPr>
-            <w:tcW w:type="dxa" w:w="5669"/>
+            <w:tcW w:type="dxa" w:w="3324"/>
             <w:tcBorders>
               <w:top w:val="single" w:sz="4" w:color="000000"/>
               <w:left w:val="single" w:sz="4" w:color="000000"/>
@@ -304,10 +269,7 @@
           </w:tcPr>
           <w:p>
             <w:r>
-              <w:rPr>
-                <w:sz w:val="20"/>
-              </w:rPr>
-              <w:t>---</w:t>
+              <w:t xml:space="preserve">---</w:t>
             </w:r>
           </w:p>
         </w:tc>
@@ -315,7 +277,7 @@
       <w:tr>
         <w:tc>
           <w:tcPr>
-            <w:tcW w:type="dxa" w:w="454"/>
+            <w:tcW w:type="dxa" w:w="3324"/>
             <w:tcBorders>
               <w:top w:val="single" w:sz="4" w:color="000000"/>
               <w:left w:val="single" w:sz="4" w:color="000000"/>
@@ -325,16 +287,13 @@
           </w:tcPr>
           <w:p>
             <w:r>
-              <w:rPr>
-                <w:sz w:val="20"/>
-              </w:rPr>
               <w:t>5.</w:t>
             </w:r>
           </w:p>
         </w:tc>
         <w:tc>
           <w:tcPr>
-            <w:tcW w:type="dxa" w:w="2835"/>
+            <w:tcW w:type="dxa" w:w="3324"/>
             <w:tcBorders>
               <w:top w:val="single" w:sz="4" w:color="000000"/>
               <w:left w:val="single" w:sz="4" w:color="000000"/>
@@ -344,16 +303,13 @@
           </w:tcPr>
           <w:p>
             <w:r>
-              <w:rPr>
-                <w:sz w:val="20"/>
-              </w:rPr>
               <w:t>Property recovered:</w:t>
             </w:r>
           </w:p>
         </w:tc>
         <w:tc>
           <w:tcPr>
-            <w:tcW w:type="dxa" w:w="5669"/>
+            <w:tcW w:type="dxa" w:w="3324"/>
             <w:tcBorders>
               <w:top w:val="single" w:sz="4" w:color="000000"/>
               <w:left w:val="single" w:sz="4" w:color="000000"/>
@@ -363,10 +319,7 @@
           </w:tcPr>
           <w:p>
             <w:r>
-              <w:rPr>
-                <w:sz w:val="20"/>
-              </w:rPr>
-              <w:t>---</w:t>
+              <w:t xml:space="preserve">---</w:t>
             </w:r>
           </w:p>
         </w:tc>
@@ -374,7 +327,7 @@
       <w:tr>
         <w:tc>
           <w:tcPr>
-            <w:tcW w:type="dxa" w:w="454"/>
+            <w:tcW w:type="dxa" w:w="3324"/>
             <w:tcBorders>
               <w:top w:val="single" w:sz="4" w:color="000000"/>
               <w:left w:val="single" w:sz="4" w:color="000000"/>
@@ -384,16 +337,13 @@
           </w:tcPr>
           <w:p>
             <w:r>
-              <w:rPr>
-                <w:sz w:val="20"/>
-              </w:rPr>
               <w:t>6.</w:t>
             </w:r>
           </w:p>
         </w:tc>
         <w:tc>
           <w:tcPr>
-            <w:tcW w:type="dxa" w:w="2835"/>
+            <w:tcW w:type="dxa" w:w="3324"/>
             <w:tcBorders>
               <w:top w:val="single" w:sz="4" w:color="000000"/>
               <w:left w:val="single" w:sz="4" w:color="000000"/>
@@ -403,16 +353,13 @@
           </w:tcPr>
           <w:p>
             <w:r>
-              <w:rPr>
-                <w:sz w:val="20"/>
-              </w:rPr>
               <w:t>Date of Last Case Diary:</w:t>
             </w:r>
           </w:p>
         </w:tc>
         <w:tc>
           <w:tcPr>
-            <w:tcW w:type="dxa" w:w="5669"/>
+            <w:tcW w:type="dxa" w:w="3324"/>
             <w:tcBorders>
               <w:top w:val="single" w:sz="4" w:color="000000"/>
               <w:left w:val="single" w:sz="4" w:color="000000"/>
@@ -422,9 +369,6 @@
           </w:tcPr>
           <w:p>
             <w:r>
-              <w:rPr>
-                <w:sz w:val="20"/>
-              </w:rPr>
               <w:t>First CD</w:t>
             </w:r>
           </w:p>
@@ -433,7 +377,7 @@
       <w:tr>
         <w:tc>
           <w:tcPr>
-            <w:tcW w:type="dxa" w:w="454"/>
+            <w:tcW w:type="dxa" w:w="3324"/>
             <w:tcBorders>
               <w:top w:val="single" w:sz="4" w:color="000000"/>
               <w:left w:val="single" w:sz="4" w:color="000000"/>
@@ -443,16 +387,13 @@
           </w:tcPr>
           <w:p>
             <w:r>
-              <w:rPr>
-                <w:sz w:val="20"/>
-              </w:rPr>
               <w:t>7.</w:t>
             </w:r>
           </w:p>
         </w:tc>
         <w:tc>
           <w:tcPr>
-            <w:tcW w:type="dxa" w:w="2835"/>
+            <w:tcW w:type="dxa" w:w="3324"/>
             <w:tcBorders>
               <w:top w:val="single" w:sz="4" w:color="000000"/>
               <w:left w:val="single" w:sz="4" w:color="000000"/>
@@ -462,16 +403,13 @@
           </w:tcPr>
           <w:p>
             <w:r>
-              <w:rPr>
-                <w:sz w:val="20"/>
-              </w:rPr>
               <w:t>Name and address of deceased:</w:t>
             </w:r>
           </w:p>
         </w:tc>
         <w:tc>
           <w:tcPr>
-            <w:tcW w:type="dxa" w:w="5669"/>
+            <w:tcW w:type="dxa" w:w="3324"/>
             <w:tcBorders>
               <w:top w:val="single" w:sz="4" w:color="000000"/>
               <w:left w:val="single" w:sz="4" w:color="000000"/>
@@ -481,9 +419,6 @@
           </w:tcPr>
           <w:p>
             <w:r>
-              <w:rPr>
-                <w:sz w:val="20"/>
-              </w:rPr>
               <w:t>---</w:t>
             </w:r>
           </w:p>
@@ -492,7 +427,7 @@
       <w:tr>
         <w:tc>
           <w:tcPr>
-            <w:tcW w:type="dxa" w:w="454"/>
+            <w:tcW w:type="dxa" w:w="3324"/>
             <w:tcBorders>
               <w:top w:val="single" w:sz="4" w:color="000000"/>
               <w:left w:val="single" w:sz="4" w:color="000000"/>
@@ -502,16 +437,13 @@
           </w:tcPr>
           <w:p>
             <w:r>
-              <w:rPr>
-                <w:sz w:val="20"/>
-              </w:rPr>
               <w:t>8.</w:t>
             </w:r>
           </w:p>
         </w:tc>
         <w:tc>
           <w:tcPr>
-            <w:tcW w:type="dxa" w:w="2835"/>
+            <w:tcW w:type="dxa" w:w="3324"/>
             <w:tcBorders>
               <w:top w:val="single" w:sz="4" w:color="000000"/>
               <w:left w:val="single" w:sz="4" w:color="000000"/>
@@ -521,16 +453,13 @@
           </w:tcPr>
           <w:p>
             <w:r>
-              <w:rPr>
-                <w:sz w:val="20"/>
-              </w:rPr>
               <w:t>Name and address of witnesses examined:</w:t>
             </w:r>
           </w:p>
         </w:tc>
         <w:tc>
           <w:tcPr>
-            <w:tcW w:type="dxa" w:w="5669"/>
+            <w:tcW w:type="dxa" w:w="3324"/>
             <w:tcBorders>
               <w:top w:val="single" w:sz="4" w:color="000000"/>
               <w:left w:val="single" w:sz="4" w:color="000000"/>
@@ -540,10 +469,7 @@
           </w:tcPr>
           <w:p>
             <w:r>
-              <w:rPr>
-                <w:sz w:val="20"/>
-              </w:rPr>
-              <w:t>LW-1. Chandapuram Manikanta, LW-2. Chandapuram Chandrasekar, LW-3. Chandapuram Vijay Kumar, LW-4. Mudadi Akshay Kumar, LW-5. Golapally Prashanth, LW-6. Myathari Venkat Narayana, LW-7. Dr. Bala Ganesh Goud, LW-8. Y. Bhagya Lakshmi Reddy</w:t>
+              <w:t xml:space="preserve">---</w:t>
             </w:r>
           </w:p>
         </w:tc>
@@ -563,7 +489,19 @@
         <w:t>On this day I resumed further investigation into this case.</w:t>
         <w:br/>
         <w:br/>
-        <w:t>On 22.02.2026 at about 16:00 hours, the complainant was working in his shop. The accused A1 and A2 came and asked for a photo frame. After making the frame, they refused to pay and abused him. A1 attacked with a glass piece causing injury near left eye. Witnesses LW-2, LW-3, LW-4 came to intervene. The complainant was treated at Govt. Hospital by LW-7.</w:t>
+        <w:t xml:space="preserve">In the present case, FIR No. 57/2026 was registered on the basis of a complaint received at the concerned Police Station. However, the case documents provided do not contain the particulars of the complainant, accused, place of occurrence, date/time of occurrence, or the specific Sections of law invoked. Accordingly, only the FIR number is available from the record placed for preparation of the “Brief Facts”.</w:t>
+        <w:br/>
+        <w:t xml:space="preserve"/>
+        <w:br/>
+        <w:t xml:space="preserve">As per the material provided, the nature of the alleged offence is not disclosed in the documents. The contents necessary to describe the incident, manner of commission, date/time, location, and the sequence of events leading to registration of the FIR are not available in the supplied raw document contents. Therefore, the specific nature of the offence and its factual narration cannot be set out from the present record.</w:t>
+        <w:br/>
+        <w:t xml:space="preserve"/>
+        <w:br/>
+        <w:t xml:space="preserve">Further, the role of the accused person(s) is not reflected in the supplied documents, as the name(s), identity particulars, and allegations attributed to the accused have not been provided. In the absence of such particulars, the role attributable to any accused cannot be stated in the charge-sheet brief facts on the basis of the current material.</w:t>
+        <w:br/>
+        <w:t xml:space="preserve"/>
+        <w:br/>
+        <w:t xml:space="preserve">The documents supplied also do not mention any evidence collected during investigation, such as statements recorded under Section 161 CrPC, spot panchanama/site plan, seizure memos, medical examination reports, forensic reports, CCTV footage, electronic evidence, or arrest and recovery details. On the basis of the present record, no specific evidence can be enumerated. If the missing particulars and investigation papers are provided, a complete “Brief Facts” summary can be drafted strictly as per the documented record.</w:t>
         <w:br/>
         <w:br/>
         <w:t>Closed the C.D. for the day.</w:t>
@@ -572,19 +510,16 @@
       </w:r>
     </w:p>
     <w:p/>
-    <w:p/>
     <w:p>
       <w:pPr>
         <w:jc w:val="right"/>
       </w:pPr>
       <w:r>
-        <w:t>(Y. Bhagya Lakshmi Reddy)</w:t>
+        <w:t xml:space="preserve">()</w:t>
         <w:br/>
-        <w:t>SI of Police, PS Makthal</w:t>
+        <w:t xml:space="preserve">Sub Inspector of Police, PS Makthal</w:t>
         <w:br/>
-      </w:r>
-      <w:r>
-        <w:t>Copy submitted to the SDPO Narayanpet, Through CI of Police Makthal f.f.i.</w:t>
+        <w:t xml:space="preserve">Copy submitted to the SDPO Narayanpet, Through CI of Police Makthal f.f.i.</w:t>
       </w:r>
     </w:p>
     <w:sectPr>

--- a/backend/staging/57-2026_CaseDiary.docx
+++ b/backend/staging/57-2026_CaseDiary.docx
@@ -60,7 +60,7 @@
         <w:t xml:space="preserve">Offence u/s </w:t>
       </w:r>
       <w:r>
-        <w:t xml:space="preserve"/>
+        <w:t xml:space="preserve">(3), 3(5), 118(1), 115(2), 352, 1118(2), 115(2), 352, 35, 180(3), 35(3)</w:t>
       </w:r>
     </w:p>
     <w:p/>
@@ -169,7 +169,7 @@
           </w:tcPr>
           <w:p>
             <w:r>
-              <w:t xml:space="preserve">[ ]</w:t>
+              <w:t xml:space="preserve">Sri. Chandapuram Manikanta, Age: 22 years, Caste: Mudiraj, Occ: Business, R/o Nethajinagar, Ph. 9441016205</w:t>
             </w:r>
           </w:p>
         </w:tc>
@@ -219,7 +219,9 @@
           </w:tcPr>
           <w:p>
             <w:r>
-              <w:t xml:space="preserve">[ ]</w:t>
+              <w:t xml:space="preserve">16. and address of, R/o of</w:t>
+              <w:br/>
+              <w:t xml:space="preserve">A2. tances from you, S/o Pujari Subhash, R/o H No.2-72 Maganoor Village</w:t>
             </w:r>
           </w:p>
         </w:tc>
@@ -469,7 +471,7 @@
           </w:tcPr>
           <w:p>
             <w:r>
-              <w:t xml:space="preserve">---</w:t>
+              <w:t xml:space="preserve">LW-1. Chandapuram Manikanta</w:t>
             </w:r>
           </w:p>
         </w:tc>
@@ -489,19 +491,19 @@
         <w:t>On this day I resumed further investigation into this case.</w:t>
         <w:br/>
         <w:br/>
-        <w:t xml:space="preserve">In the present case, FIR No. 57/2026 was registered on the basis of a complaint received at the concerned Police Station. However, the case documents provided do not contain the particulars of the complainant, accused, place of occurrence, date/time of occurrence, or the specific Sections of law invoked. Accordingly, only the FIR number is available from the record placed for preparation of the “Brief Facts”.</w:t>
+        <w:t xml:space="preserve">On the complaint of the de facto complainant/LW-1 Chandapuram Manikanta, FIR No. 57/2026 was registered at Makthal Police Station for the offences under Sections 3, 3(5), 118(1), 115(2), 352, 1118(2), 35, 180(3) and 35(3) (as mentioned in the FIR). After registration of the case, the Investigating Officer recorded the statement of LW-1 under Section 180(3) BNSS and incorporated the same in Part-II Case Diary at the Police Station. The injured/de facto complainant was sent to Government Area Hospital, Makthal for treatment and for issuance of wound certificate.</w:t>
         <w:br/>
         <w:t xml:space="preserve"/>
         <w:br/>
-        <w:t xml:space="preserve">As per the material provided, the nature of the alleged offence is not disclosed in the documents. The contents necessary to describe the incident, manner of commission, date/time, location, and the sequence of events leading to registration of the FIR are not available in the supplied raw document contents. Therefore, the specific nature of the offence and its factual narration cannot be set out from the present record.</w:t>
+        <w:t xml:space="preserve">During investigation, the Investigating Officer visited the scene of offence situated at Sukanya Glass Frame Work Shop, Nethajinagar, Makthal Town, located about 500 meters towards the East from the Police Station. At the scene, the Investigating Officer secured two mediators, examined them as LW-5 and LW-6, and in their presence conducted the Scene of Offence Panchanama. A rough sketch of the scene of offence was prepared in the Crime Detail Form depicting the surroundings.</w:t>
         <w:br/>
         <w:t xml:space="preserve"/>
         <w:br/>
-        <w:t xml:space="preserve">Further, the role of the accused person(s) is not reflected in the supplied documents, as the name(s), identity particulars, and allegations attributed to the accused have not been provided. In the absence of such particulars, the role attributable to any accused cannot be stated in the charge-sheet brief facts on the basis of the current material.</w:t>
+        <w:t xml:space="preserve">Further, the Investigating Officer searched for case property at the scene; however, no case property was found/seized at the spot. The statements of LW-2 to LW-4 were examined and recorded under Section 180(3) BNSS at the scene and incorporated in the Part-II Case Diaries.</w:t>
         <w:br/>
         <w:t xml:space="preserve"/>
         <w:br/>
-        <w:t xml:space="preserve">The documents supplied also do not mention any evidence collected during investigation, such as statements recorded under Section 161 CrPC, spot panchanama/site plan, seizure memos, medical examination reports, forensic reports, CCTV footage, electronic evidence, or arrest and recovery details. On the basis of the present record, no specific evidence can be enumerated. If the missing particulars and investigation papers are provided, a complete “Brief Facts” summary can be drafted strictly as per the documented record.</w:t>
+        <w:t xml:space="preserve">Subsequently, the accused persons came to the Police Station and surrendered before the Investigating Officer and admitted commission of the offence, as recorded in the case diary. Notice under Section 35(3) BNSS was served on the accused persons, directing them to appear on 23.02.2026 along with ID proofs and documents, and the investigation noted the requirement to collect ID proofs and acknowledgment receipts from the accused persons for further completion of the case.</w:t>
         <w:br/>
         <w:br/>
         <w:t>Closed the C.D. for the day.</w:t>

--- a/backend/staging/57-2026_CaseDiary.docx
+++ b/backend/staging/57-2026_CaseDiary.docx
@@ -50,7 +50,7 @@
         <w:t xml:space="preserve">CD Dt: </w:t>
       </w:r>
       <w:r>
-        <w:t xml:space="preserve">01.04.2026</w:t>
+        <w:t xml:space="preserve">03.04.2026</w:t>
         <w:br/>
       </w:r>
       <w:r>
@@ -60,7 +60,7 @@
         <w:t xml:space="preserve">Offence u/s </w:t>
       </w:r>
       <w:r>
-        <w:t xml:space="preserve">(3), 3(5), 118(1), 115(2), 352, 1118(2), 115(2), 352, 35, 180(3), 35(3)</w:t>
+        <w:t xml:space="preserve"/>
       </w:r>
     </w:p>
     <w:p/>
@@ -169,7 +169,7 @@
           </w:tcPr>
           <w:p>
             <w:r>
-              <w:t xml:space="preserve">Sri. Chandapuram Manikanta, Age: 22 years, Caste: Mudiraj, Occ: Business, R/o Nethajinagar, Ph. 9441016205</w:t>
+              <w:t xml:space="preserve">[ ]</w:t>
             </w:r>
           </w:p>
         </w:tc>
@@ -219,9 +219,7 @@
           </w:tcPr>
           <w:p>
             <w:r>
-              <w:t xml:space="preserve">16. and address of, R/o of</w:t>
-              <w:br/>
-              <w:t xml:space="preserve">A2. tances from you, S/o Pujari Subhash, R/o H No.2-72 Maganoor Village</w:t>
+              <w:t xml:space="preserve">[ ]</w:t>
             </w:r>
           </w:p>
         </w:tc>
@@ -471,7 +469,7 @@
           </w:tcPr>
           <w:p>
             <w:r>
-              <w:t xml:space="preserve">LW-1. Chandapuram Manikanta</w:t>
+              <w:t xml:space="preserve">---</w:t>
             </w:r>
           </w:p>
         </w:tc>
@@ -491,19 +489,35 @@
         <w:t>On this day I resumed further investigation into this case.</w:t>
         <w:br/>
         <w:br/>
-        <w:t xml:space="preserve">On the complaint of the de facto complainant/LW-1 Chandapuram Manikanta, FIR No. 57/2026 was registered at Makthal Police Station for the offences under Sections 3, 3(5), 118(1), 115(2), 352, 1118(2), 35, 180(3) and 35(3) (as mentioned in the FIR). After registration of the case, the Investigating Officer recorded the statement of LW-1 under Section 180(3) BNSS and incorporated the same in Part-II Case Diary at the Police Station. The injured/de facto complainant was sent to Government Area Hospital, Makthal for treatment and for issuance of wound certificate.</w:t>
+        <w:t xml:space="preserve">No case facts are provided in the “Raw document contents” (and key fields like complainant/accused/place/date are blank), so a factual “Brief Facts” for a Charge Sheet cannot be drafted without risking assumptions. Please share the FIR narrative and investigation material (or paste the relevant extracts), and I will convert them into a 3–4 paragraph “Brief Facts” strictly as per record.</w:t>
         <w:br/>
         <w:t xml:space="preserve"/>
         <w:br/>
-        <w:t xml:space="preserve">During investigation, the Investigating Officer visited the scene of offence situated at Sukanya Glass Frame Work Shop, Nethajinagar, Makthal Town, located about 500 meters towards the East from the Police Station. At the scene, the Investigating Officer secured two mediators, examined them as LW-5 and LW-6, and in their presence conducted the Scene of Offence Panchanama. A rough sketch of the scene of offence was prepared in the Crime Detail Form depicting the surroundings.</w:t>
+        <w:t xml:space="preserve">Meanwhile, below is a **formal template** in Charge Sheet style with placeholders (to be filled only from documents):</w:t>
         <w:br/>
         <w:t xml:space="preserve"/>
         <w:br/>
-        <w:t xml:space="preserve">Further, the Investigating Officer searched for case property at the scene; however, no case property was found/seized at the spot. The statements of LW-2 to LW-4 were examined and recorded under Section 180(3) BNSS at the scene and incorporated in the Part-II Case Diaries.</w:t>
+        <w:t xml:space="preserve">**BRIEF FACTS**</w:t>
         <w:br/>
         <w:t xml:space="preserve"/>
         <w:br/>
-        <w:t xml:space="preserve">Subsequently, the accused persons came to the Police Station and surrendered before the Investigating Officer and admitted commission of the offence, as recorded in the case diary. Notice under Section 35(3) BNSS was served on the accused persons, directing them to appear on 23.02.2026 along with ID proofs and documents, and the investigation noted the requirement to collect ID proofs and acknowledgment receipts from the accused persons for further completion of the case.</w:t>
+        <w:t xml:space="preserve">1. That on **[Date]** at **[Time]**, at Police Station **[PS Name]**, District **[District]**, a written/oral complaint was received from **[Name of Complainant, Parentage, Address]**, on the basis of which **FIR No. 57/2026** was registered under Sections **[Sections]** of **[Act/IPC/BNS, as applicable]**, regarding an incident alleged to have occurred at **[Place of Occurrence]**. The investigation was taken up by **[Name/Rank of IO]** as per procedure.</w:t>
+        <w:br/>
+        <w:t xml:space="preserve"/>
+        <w:br/>
+        <w:t xml:space="preserve">2. As per the contents of the complaint/FIR, the offence alleged is that **[brief description of incident exactly as recorded: what happened, to whom, when, where, and how]**. During the course of investigation, the place of occurrence was inspected and necessary proceedings were conducted as per law, including preparation of **[spot panchnama/site plan, if any]** and recording of relevant facts.</w:t>
+        <w:br/>
+        <w:t xml:space="preserve"/>
+        <w:br/>
+        <w:t xml:space="preserve">3. The role attributed to the accused **[Name(s) of Accused, Parentage, Address]** is that **[specific acts/omissions attributed to each accused as per complaint, witness statements, and other collected material]**. The accused was/were **[arrested/not arrested]** on **[date]** and **[personal search/arrest memo]** was prepared as per procedure. Further investigation steps, if any, were carried out in accordance with law.</w:t>
+        <w:br/>
+        <w:t xml:space="preserve"/>
+        <w:br/>
+        <w:t xml:space="preserve">4. During investigation, the following evidence/material was collected: **[list documentary and physical evidence—statements u/s 161 CrPC / 180 BNSS (as applicable), medical examination/MLC, seizure memos, recovered articles, electronic evidence with certificate u/s 65B, CCTV footage, call detail records, photographs, forensic reports, expert opinion, etc.]**. On the basis of the material collected during investigation, the case has been made out under Sections **[Sections as per final opinion in report]** against **[accused names]**, and the present charge sheet is submitted before the Hon’ble Court for trial.</w:t>
+        <w:br/>
+        <w:t xml:space="preserve"/>
+        <w:br/>
+        <w:t xml:space="preserve">If you paste the FIR text and investigation summaries (statements/seizure/MLC/CCTV/forensic), I will produce a complete 3–4 paragraph “Brief Facts” filled with only documented details.</w:t>
         <w:br/>
         <w:br/>
         <w:t>Closed the C.D. for the day.</w:t>

--- a/backend/staging/57-2026_CaseDiary.docx
+++ b/backend/staging/57-2026_CaseDiary.docx
@@ -60,7 +60,7 @@
         <w:t xml:space="preserve">Offence u/s </w:t>
       </w:r>
       <w:r>
-        <w:t xml:space="preserve"/>
+        <w:t xml:space="preserve">(3), 3(5), 35(3), 35, 1118(2), 115(2), 352, 118(1), 115(2), 352, 180(3)</w:t>
       </w:r>
     </w:p>
     <w:p/>
@@ -119,7 +119,7 @@
           </w:tcPr>
           <w:p>
             <w:r>
-              <w:t xml:space="preserve"> at </w:t>
+              <w:t xml:space="preserve"> at 4:00 pm</w:t>
             </w:r>
           </w:p>
         </w:tc>
@@ -169,7 +169,7 @@
           </w:tcPr>
           <w:p>
             <w:r>
-              <w:t xml:space="preserve">[ ]</w:t>
+              <w:t xml:space="preserve">Sri. Age Male, Age: 2 years, Caste: Occupation Address, Occ: Address Injury Injury No, R/o Injury Injury No. 02 03 04 Manikantha 06. Motive of crime: Vandrasekhar 22 05 Male 06 07 08: 09 10 / Indian Hindu Simple Houst Mudiraj کی پاکده 07. Details of, Ph. 7981445086</w:t>
             </w:r>
           </w:p>
         </w:tc>
@@ -219,7 +219,11 @@
           </w:tcPr>
           <w:p>
             <w:r>
-              <w:t xml:space="preserve">[ ]</w:t>
+              <w:t xml:space="preserve">A1. Chandapuram Manikanta, S/o Chandrashekar, R/o Nethajinagar</w:t>
+              <w:br/>
+              <w:t xml:space="preserve">1. Pujari Nandakishor, S/o Pujari Subhash, R/o H.No. 2-72 Maganoor Village  Mandal</w:t>
+              <w:br/>
+              <w:t xml:space="preserve">A3. tances from you, S/o Pujari Subhash, R/o H No.2-72 Maganoor Village</w:t>
             </w:r>
           </w:p>
         </w:tc>
@@ -469,7 +473,9 @@
           </w:tcPr>
           <w:p>
             <w:r>
-              <w:t xml:space="preserve">---</w:t>
+              <w:t xml:space="preserve">LW-7. Chandapuram Manikanta</w:t>
+              <w:br/>
+              <w:t xml:space="preserve">Chandrashekar, LW-1. Chandapuram Manikanta</w:t>
             </w:r>
           </w:p>
         </w:tc>
@@ -489,35 +495,19 @@
         <w:t>On this day I resumed further investigation into this case.</w:t>
         <w:br/>
         <w:br/>
-        <w:t xml:space="preserve">No case facts are provided in the “Raw document contents” (and key fields like complainant/accused/place/date are blank), so a factual “Brief Facts” for a Charge Sheet cannot be drafted without risking assumptions. Please share the FIR narrative and investigation material (or paste the relevant extracts), and I will convert them into a 3–4 paragraph “Brief Facts” strictly as per record.</w:t>
+        <w:t xml:space="preserve">On 22.02.2026, in connection with FIR No. 57/2026 registered at Makthal Police Station for offences under Sections 3, 3(5), 35, 35(3), 1118(2), 118(1), 115(2), 352 and 180(3) (as mentioned in FIR), the complainant/injured (male) was examined and his statement was recorded under Section 180(3) BNSS and incorporated in Part-II Case Diary. The injured was sent to Government Area Hospital, Makthal for treatment and for issuance of wound certificate.</w:t>
         <w:br/>
         <w:t xml:space="preserve"/>
         <w:br/>
-        <w:t xml:space="preserve">Meanwhile, below is a **formal template** in Charge Sheet style with placeholders (to be filled only from documents):</w:t>
+        <w:t xml:space="preserve">On the same day, the Investigating Officer visited the scene of offence situated at Sukanya Glass Frame Work Shop, Nethajinagar, Makthal Town, located approximately 500 meters east of the police station. Two mediators, LW-5 and LW-6, were secured and, in their presence, the Scene of Offence Panchanama was conducted. A detailed rough sketch of the crime scene was prepared in the Crime Detail Form depicting the surroundings.</w:t>
         <w:br/>
         <w:t xml:space="preserve"/>
         <w:br/>
-        <w:t xml:space="preserve">**BRIEF FACTS**</w:t>
+        <w:t xml:space="preserve">During the scene proceedings, the place was searched for case property; however, no property was found and nothing was seized at the spot. Further, the statements of LW-2 to LW-4 were examined and recorded under Section 180(3) BNSS at the scene and incorporated in the Part-II Case Diaries. Subsequently, the accused persons, namely Chandapuram Manikanta and Pujari Nandakishor, came to the police station and surrendered before the Investigating Officer, and their admission was recorded in the case diary as stated in the documents.</w:t>
         <w:br/>
         <w:t xml:space="preserve"/>
         <w:br/>
-        <w:t xml:space="preserve">1. That on **[Date]** at **[Time]**, at Police Station **[PS Name]**, District **[District]**, a written/oral complaint was received from **[Name of Complainant, Parentage, Address]**, on the basis of which **FIR No. 57/2026** was registered under Sections **[Sections]** of **[Act/IPC/BNS, as applicable]**, regarding an incident alleged to have occurred at **[Place of Occurrence]**. The investigation was taken up by **[Name/Rank of IO]** as per procedure.</w:t>
-        <w:br/>
-        <w:t xml:space="preserve"/>
-        <w:br/>
-        <w:t xml:space="preserve">2. As per the contents of the complaint/FIR, the offence alleged is that **[brief description of incident exactly as recorded: what happened, to whom, when, where, and how]**. During the course of investigation, the place of occurrence was inspected and necessary proceedings were conducted as per law, including preparation of **[spot panchnama/site plan, if any]** and recording of relevant facts.</w:t>
-        <w:br/>
-        <w:t xml:space="preserve"/>
-        <w:br/>
-        <w:t xml:space="preserve">3. The role attributed to the accused **[Name(s) of Accused, Parentage, Address]** is that **[specific acts/omissions attributed to each accused as per complaint, witness statements, and other collected material]**. The accused was/were **[arrested/not arrested]** on **[date]** and **[personal search/arrest memo]** was prepared as per procedure. Further investigation steps, if any, were carried out in accordance with law.</w:t>
-        <w:br/>
-        <w:t xml:space="preserve"/>
-        <w:br/>
-        <w:t xml:space="preserve">4. During investigation, the following evidence/material was collected: **[list documentary and physical evidence—statements u/s 161 CrPC / 180 BNSS (as applicable), medical examination/MLC, seizure memos, recovered articles, electronic evidence with certificate u/s 65B, CCTV footage, call detail records, photographs, forensic reports, expert opinion, etc.]**. On the basis of the material collected during investigation, the case has been made out under Sections **[Sections as per final opinion in report]** against **[accused names]**, and the present charge sheet is submitted before the Hon’ble Court for trial.</w:t>
-        <w:br/>
-        <w:t xml:space="preserve"/>
-        <w:br/>
-        <w:t xml:space="preserve">If you paste the FIR text and investigation summaries (statements/seizure/MLC/CCTV/forensic), I will produce a complete 3–4 paragraph “Brief Facts” filled with only documented details.</w:t>
+        <w:t xml:space="preserve">Upon surrender, notices under Section 35(3) BNSS were served on the accused, directing them to appear on 23.02.2026 along with their ID proofs and documents; the Investigating Officer noted that ID proofs and acknowledgment receipts are to be collected from the accused. The evidence collected and documented as per record consists of the complainant/injured statement, statements of LW-2 to LW-4, the Scene of Offence Panchanama with mediators LW-5 and LW-6, and the rough sketch/Crime Detail Form, along with hospital referral for treatment and wound certification.</w:t>
         <w:br/>
         <w:br/>
         <w:t>Closed the C.D. for the day.</w:t>
